--- a/3-acceptance-testing/docs/Presentation_Script_Acceptance_Testing_Yasierul.docx
+++ b/3-acceptance-testing/docs/Presentation_Script_Acceptance_Testing_Yasierul.docx
@@ -313,7 +313,7 @@
           <w:sz w:val="26"/>
           <w:szCs w:val="26"/>
         </w:rPr>
-        <w:t xml:space="preserve">But UAT-14 failed. When fifty students tried to register for ten seats at the same moment, sixteen students were enrolled. After the fix, version 1.1 passed all fifteen tests.</w:t>
+        <w:t xml:space="preserve">But UAT-14 failed. When fifty students tried to register for ten seats at the same moment, sixteen students were enrolled. After the fix, version 1.1 passed all fifteen tests. Later, Amir and Ramzi found two more defects, which were fixed in version 1.2, so we ran all fifteen tests a third time. They all passed again.</w:t>
       </w:r>
     </w:p>
     <w:p>
@@ -452,7 +452,7 @@
           <w:sz w:val="26"/>
           <w:szCs w:val="26"/>
         </w:rPr>
-        <w:t xml:space="preserve">So what do the results tell us? A single registration was confirmed in about 0.1 seconds, far inside the five-second target. Even with fifty students at once, the slowest response was only 1.5 seconds.</w:t>
+        <w:t xml:space="preserve">So what do the results tell us? A single registration was confirmed in about 0.1 seconds, far inside the five-second target. Even with fifty students at once, the slowest response was only 1.5 seconds, and on version 1.2 about half a second.</w:t>
       </w:r>
     </w:p>
     <w:p>
@@ -478,7 +478,7 @@
           <w:sz w:val="26"/>
           <w:szCs w:val="26"/>
         </w:rPr>
-        <w:t xml:space="preserve">Our decision: version 1.0 is rejected, because it can over-enrol a course. Version 1.1 is accepted. All nine criteria are met, all fifteen tests passed, and there are no open defects.</w:t>
+        <w:t xml:space="preserve">Our decision: version 1.0 is rejected, because it can over-enrol a course. Version 1.2 is accepted. All nine criteria are met, all fifteen tests passed, and all three defects found in the project are closed.</w:t>
       </w:r>
     </w:p>
     <w:p>
